--- a/core/Шаблоны/Акт_ГПД_эксперт.docx
+++ b/core/Шаблоны/Акт_ГПД_эксперт.docx
@@ -40,6 +40,16 @@
           <w:sz w:val="24"/>
         </w:rPr>
         <w:t>Исполнитель {{ фио_эксперта }} оказал, а Заказчик принял услуги: {{ предмет_услуг }}. Стоимость {{ сумма | руб }}.</w:t>
+      </w:r>
+    </w:p>
+    <w:p>
+      <w:r>
+        <w:t>{{ настройки.исполнитель.должность }}  {{ факсимиле_директор }}  / {{ настройки.исполнитель.фио_кратко }} /</w:t>
+      </w:r>
+    </w:p>
+    <w:p>
+      <w:r>
+        <w:t>М.П. {{ факсимиле_печать }}</w:t>
       </w:r>
     </w:p>
     <w:sectPr>
